--- a/立即到岗-湖南大学(985)-计算机硕士-叶子钰 (2).docx
+++ b/立即到岗-湖南大学(985)-计算机硕士-叶子钰 (2).docx
@@ -7,7 +7,7 @@
         <w:pStyle w:val="a3"/>
         <w:spacing w:before="96"/>
         <w:rPr>
-          <w:rFonts w:ascii="Times New Roman" w:hint="eastAsia"/>
+          <w:rFonts w:ascii="Times New Roman"/>
           <w:sz w:val="20"/>
         </w:rPr>
       </w:pPr>
@@ -233,7 +233,6 @@
         <w:spacing w:before="11"/>
         <w:ind w:left="187"/>
         <w:rPr>
-          <w:rFonts w:hint="eastAsia"/>
           <w:color w:val="575757"/>
           <w:spacing w:val="-10"/>
           <w:sz w:val="20"/>
@@ -502,7 +501,6 @@
         <w:spacing w:line="388" w:lineRule="exact"/>
         <w:ind w:left="144"/>
         <w:rPr>
-          <w:rFonts w:hint="eastAsia"/>
           <w:b/>
           <w:color w:val="575757"/>
           <w:spacing w:val="-6"/>
@@ -770,14 +768,23 @@
           <w:spacing w:val="-2"/>
           <w:sz w:val="18"/>
         </w:rPr>
-        <w:t>获奖情况：</w:t>
-      </w:r>
-      <w:r>
-        <w:rPr>
+        <w:t>学业</w:t>
+      </w:r>
+      <w:r>
+        <w:rPr>
+          <w:rFonts w:hint="eastAsia"/>
           <w:color w:val="575757"/>
           <w:spacing w:val="-2"/>
           <w:sz w:val="18"/>
         </w:rPr>
+        <w:t>情况：</w:t>
+      </w:r>
+      <w:r>
+        <w:rPr>
+          <w:color w:val="575757"/>
+          <w:spacing w:val="-2"/>
+          <w:sz w:val="18"/>
+        </w:rPr>
         <w:t>学</w:t>
       </w:r>
       <w:r>
@@ -796,6 +803,51 @@
           <w:sz w:val="18"/>
         </w:rPr>
         <w:t>一等奖学金</w:t>
+      </w:r>
+      <w:r>
+        <w:rPr>
+          <w:rFonts w:hint="eastAsia"/>
+          <w:color w:val="575757"/>
+          <w:spacing w:val="-2"/>
+          <w:sz w:val="18"/>
+        </w:rPr>
+        <w:t>、</w:t>
+      </w:r>
+      <w:r>
+        <w:rPr>
+          <w:rFonts w:hint="eastAsia"/>
+          <w:color w:val="575757"/>
+          <w:spacing w:val="-2"/>
+          <w:sz w:val="18"/>
+        </w:rPr>
+        <w:t>发明</w:t>
+      </w:r>
+      <w:r>
+        <w:rPr>
+          <w:rFonts w:hint="eastAsia"/>
+          <w:color w:val="575757"/>
+          <w:spacing w:val="-2"/>
+          <w:sz w:val="18"/>
+        </w:rPr>
+        <w:t>专利</w:t>
+      </w:r>
+      <w:r>
+        <w:rPr>
+          <w:rFonts w:hint="eastAsia"/>
+          <w:color w:val="575757"/>
+          <w:spacing w:val="-2"/>
+          <w:sz w:val="18"/>
+        </w:rPr>
+        <w:t>1</w:t>
+      </w:r>
+      <w:r>
+        <w:rPr>
+          <w:rFonts w:hint="eastAsia"/>
+          <w:color w:val="575757"/>
+          <w:spacing w:val="-2"/>
+          <w:sz w:val="18"/>
+        </w:rPr>
+        <w:t>项</w:t>
       </w:r>
     </w:p>
     <w:p>
@@ -1213,7 +1265,7 @@
         <w:spacing w:line="311" w:lineRule="exact"/>
         <w:ind w:left="578" w:hanging="420"/>
         <w:rPr>
-          <w:rFonts w:ascii="Wingdings" w:eastAsia="Wingdings" w:hAnsi="Wingdings" w:hint="eastAsia"/>
+          <w:rFonts w:ascii="Wingdings" w:eastAsia="Wingdings" w:hAnsi="Wingdings"/>
           <w:color w:val="575757"/>
           <w:sz w:val="18"/>
         </w:rPr>
@@ -1270,25 +1322,7 @@
           <w:spacing w:val="-3"/>
           <w:sz w:val="18"/>
         </w:rPr>
-        <w:t>荣誉情况：</w:t>
-      </w:r>
-      <w:r>
-        <w:rPr>
-          <w:rFonts w:hint="eastAsia"/>
-          <w:color w:val="575757"/>
-          <w:spacing w:val="-3"/>
-          <w:sz w:val="18"/>
-        </w:rPr>
-        <w:t>国家励志奖学金（2次）、英才工程奖学金（3次）</w:t>
-      </w:r>
-      <w:r>
-        <w:rPr>
-          <w:rFonts w:hint="eastAsia"/>
-          <w:color w:val="575757"/>
-          <w:spacing w:val="-3"/>
-          <w:sz w:val="18"/>
-        </w:rPr>
-        <w:t>、</w:t>
+        <w:t>荣誉情况：国家励志奖学金（2次）、英才工程奖学金（3次）、</w:t>
       </w:r>
       <w:r>
         <w:rPr>
@@ -1340,7 +1374,6 @@
         <w:pStyle w:val="a3"/>
         <w:spacing w:before="6"/>
         <w:rPr>
-          <w:rFonts w:hint="eastAsia"/>
           <w:sz w:val="4"/>
         </w:rPr>
       </w:pPr>
@@ -1727,9 +1760,6 @@
         <w:pStyle w:val="a3"/>
         <w:spacing w:before="68" w:line="216" w:lineRule="auto"/>
         <w:ind w:left="237" w:right="770"/>
-        <w:rPr>
-          <w:rFonts w:hint="eastAsia"/>
-        </w:rPr>
       </w:pPr>
       <w:r>
         <w:rPr>
@@ -1974,7 +2004,6 @@
         <w:spacing w:line="367" w:lineRule="exact"/>
         <w:ind w:left="199"/>
         <w:rPr>
-          <w:rFonts w:hint="eastAsia"/>
           <w:b/>
           <w:sz w:val="20"/>
         </w:rPr>
